--- a/scripts/scheduled-work-engine/README.docx
+++ b/scripts/scheduled-work-engine/README.docx
@@ -148,8 +148,7 @@
     <w:tbl>
       <w:tblPr>
         <w:tblStyle w:val="Table"/>
-        <w:tblW w:type="pct" w:w="5000"/>
-        <w:tblLayout w:type="fixed"/>
+        <w:tblW w:type="auto" w:w="0"/>
         <w:tblLook w:firstRow="1" w:lastRow="0" w:firstColumn="0" w:lastColumn="0" w:noHBand="0" w:noVBand="0" w:val="0020"/>
       </w:tblPr>
       <w:tblGrid>
@@ -612,7 +611,7 @@
         <w:t xml:space="preserve"> acp-stdio</w:t>
       </w:r>
     </w:p>
-    <w:bookmarkStart w:id="11" w:name="X7803d59e13eb286b9956e48b81a71a547100e6c"/>
+    <w:bookmarkStart w:id="11" w:name="Xb9f16eb592fa828d9b6d3059a24156aeb15e8de"/>
     <w:p>
       <w:pPr>
         <w:pStyle w:val="Heading3"/>
@@ -624,8 +623,7 @@
     <w:tbl>
       <w:tblPr>
         <w:tblStyle w:val="Table"/>
-        <w:tblW w:type="pct" w:w="5000"/>
-        <w:tblLayout w:type="fixed"/>
+        <w:tblW w:type="auto" w:w="0"/>
         <w:tblLook w:firstRow="1" w:lastRow="0" w:firstColumn="0" w:lastColumn="0" w:noHBand="0" w:noVBand="0" w:val="0020"/>
       </w:tblPr>
       <w:tblGrid>
@@ -942,8 +940,7 @@
     <w:tbl>
       <w:tblPr>
         <w:tblStyle w:val="Table"/>
-        <w:tblW w:type="pct" w:w="5000"/>
-        <w:tblLayout w:type="fixed"/>
+        <w:tblW w:type="auto" w:w="0"/>
         <w:tblLook w:firstRow="1" w:lastRow="0" w:firstColumn="0" w:lastColumn="0" w:noHBand="0" w:noVBand="0" w:val="0020"/>
       </w:tblPr>
       <w:tblGrid>
@@ -1116,7 +1113,10 @@
               <w:pStyle w:val="Compact"/>
             </w:pPr>
             <w:r>
-              <w:t xml:space="preserve">list (effective-status filter, incl. </w:t>
+              <w:t xml:space="preserve">list (effective-status filter, incl.</w:t>
+            </w:r>
+            <w:r>
+              <w:t xml:space="preserve"> </w:t>
             </w:r>
             <w:r>
               <w:rPr>
@@ -1986,7 +1986,7 @@
         <w:rFonts w:asciiTheme="minorHAnsi" w:cstheme="minorBidi" w:eastAsiaTheme="minorEastAsia" w:hAnsiTheme="minorHAnsi"/>
         <w:sz w:val="24"/>
         <w:szCs w:val="24"/>
-        <w:lang w:bidi="ar-SA" w:eastAsia="zh-CN" w:val="en-US"/>
+        <w:lang w:bidi="ar-SA" w:eastAsia="zh-CN" w:val="en"/>
       </w:rPr>
     </w:rPrDefault>
     <w:pPrDefault>
@@ -2038,8 +2038,8 @@
     </w:pPr>
     <w:rPr>
       <w:rFonts w:asciiTheme="majorHAnsi" w:cstheme="majorBidi" w:eastAsiaTheme="majorEastAsia" w:hAnsiTheme="majorHAnsi"/>
-      <w:sz w:val="56"/>
-      <w:szCs w:val="56"/>
+      <w:sz w:val="40"/>
+      <w:szCs w:val="40"/>
     </w:rPr>
   </w:style>
   <w:style w:customStyle="1" w:styleId="TitleChar" w:type="character">
@@ -2173,8 +2173,8 @@
     <w:rPr>
       <w:rFonts w:asciiTheme="majorHAnsi" w:cstheme="majorBidi" w:eastAsiaTheme="majorEastAsia" w:hAnsiTheme="majorHAnsi"/>
       <w:color w:themeColor="accent1" w:themeShade="BF" w:val="0F4761"/>
-      <w:sz w:val="40"/>
-      <w:szCs w:val="40"/>
+      <w:sz w:val="32"/>
+      <w:szCs w:val="32"/>
     </w:rPr>
   </w:style>
   <w:style w:styleId="Heading2" w:type="paragraph">
@@ -2196,8 +2196,8 @@
     <w:rPr>
       <w:rFonts w:asciiTheme="majorHAnsi" w:cstheme="majorBidi" w:eastAsiaTheme="majorEastAsia" w:hAnsiTheme="majorHAnsi"/>
       <w:color w:themeColor="accent1" w:themeShade="BF" w:val="0F4761"/>
-      <w:sz w:val="32"/>
-      <w:szCs w:val="32"/>
+      <w:sz w:val="26"/>
+      <w:szCs w:val="26"/>
     </w:rPr>
   </w:style>
   <w:style w:styleId="Heading3" w:type="paragraph">
@@ -2219,8 +2219,8 @@
     <w:rPr>
       <w:rFonts w:cstheme="majorBidi" w:eastAsiaTheme="majorEastAsia"/>
       <w:color w:themeColor="accent1" w:themeShade="BF" w:val="0F4761"/>
-      <w:sz w:val="28"/>
-      <w:szCs w:val="28"/>
+      <w:sz w:val="24"/>
+      <w:szCs w:val="24"/>
     </w:rPr>
   </w:style>
   <w:style w:styleId="Heading4" w:type="paragraph">
@@ -2240,6 +2240,8 @@
       <w:outlineLvl w:val="3"/>
     </w:pPr>
     <w:rPr>
+      <w:sz w:val="22"/>
+      <w:szCs w:val="22"/>
       <w:rFonts w:cstheme="majorBidi" w:eastAsiaTheme="majorEastAsia"/>
       <w:i/>
       <w:iCs/>
